--- a/policies/build/chapters_v2/MOM/Document/MOM_Package/MOM3/SOP_High_Risk_LASA_Medication_Storage.docx
+++ b/policies/build/chapters_v2/MOM/Document/MOM_Package/MOM3/SOP_High_Risk_LASA_Medication_Storage.docx
@@ -629,7 +629,7 @@
         <w:spacing w:after="80"/>
       </w:pPr>
       <w:r>
-        <w:t xml:space="preserve">HCO_MOM_3_v2_REWRITE_DRAFT — MOM.3 policy, Section 5.5 (LASA identification and separation)</w:t>
+        <w:t>Policy on Storage and Availability of Medications (HCO/MOM/POL/03) — MOM.3 policy, Section 5.5 (LASA identification and separation)</w:t>
       </w:r>
     </w:p>
     <w:p>
